--- a/output_receita_federal/ato_declaratorio_normativo_cosit/documents/adn_cosit_19_19981111.docx
+++ b/output_receita_federal/ato_declaratorio_normativo_cosit/documents/adn_cosit_19_19981111.docx
@@ -17,7 +17,7 @@
     </w:p>
     <w:p>
       <w:r>
-        <w:t>O COORDENADOR-GERAL DO SISTEMA DE TRIBUTAÇÃO, no uso das atribuições que lhe confere o art. 199, inciso IV, do Regimento Interno aprovado pela Portaria Ministerial No 227, de 3 de setembro de 1998 e tendo em vista o disposto no art. 65, § 4o, alínea "c", da Lei No 8.981, de 20 de janeiro de 1995; no art. 11 da Lei No 9.249, de 26 de dezembro de 1995; no art. 35 da Lei No 9.532, de 10 de dezembro de 1997; e no art. 14, inciso II da Instrução Normativa SRF No 064, de 3 de julho de 1998, Declara em caráter normativo, às Superintendências Regionais da Receita Federal, às Delegacias da Receita Federal de Julgamento e aos demais interessados que:</w:t>
+        <w:t>O COORDENADOR-GERAL DO SISTEMA DE TRIBUTAÇÃO, no uso das atribuições que lhe confere o art. 199, inciso IV, do Regimento Interno aprovado pela Portaria Ministerial nº 227, de 3 de setembro de 1998 e tendo em vista o disposto no art. 65, § 4º, alínea "c", da Lei nº 8.981, de 20 de janeiro de 1995; no art. 11 da Lei nº 9.249, de 26 de dezembro de 1995; no art. 35 da Lei nº 9.532, de 10 de dezembro de 1997; e no art. 14, inciso II da Instrução Normativa SRF nº 064, de 3 de julho de 1998, Declara em caráter normativo, às Superintendências Regionais da Receita Federal, às Delegacias da Receita Federal de Julgamento e aos demais interessados que:</w:t>
       </w:r>
     </w:p>
     <w:p>
